--- a/pr-preview/pr-385/chapters/slides-posters-figures-tracked-changes.docx
+++ b/pr-preview/pr-385/chapters/slides-posters-figures-tracked-changes.docx
@@ -16,7 +16,7 @@
       </w:pPr>
       <w:del w:id="1" w:author="PR Preview" w:date="2026-01-01T00:00:00Z">
         <w:r>
-          <w:delText xml:space="preserve">Last modified: 2026-10-27 20:13:11 (PDT)</w:delText>
+          <w:delText xml:space="preserve">Last modified: 2026-10-27 20:57:47 (PDT)</w:delText>
         </w:r>
       </w:del>
     </w:p>
@@ -26,7 +26,7 @@
       </w:pPr>
       <w:ins w:id="2" w:author="PR Preview" w:date="2026-01-01T00:00:00Z">
         <w:r>
-          <w:t xml:space="preserve">Last modified: 2026-10-27 20:11:58 (PDT)</w:t>
+          <w:t xml:space="preserve">Last modified: 2026-10-27 20:58:58 (PDT)</w:t>
         </w:r>
       </w:ins>
     </w:p>
@@ -1080,6 +1080,126 @@
       </w:pPr>
       <w:r>
         <w:t xml:space="preserve">Label the x-axis and y-axis clearly.</w:t>
+      </w:r>
+      <w:r>
+        <w:t xml:space="preserve"> </w:t>
+      </w:r>
+      <w:r>
+        <w:t xml:space="preserve">Name each quantity in plain words, and add its symbol only as an option:</w:t>
+      </w:r>
+      <w:r>
+        <w:t xml:space="preserve"> </w:t>
+      </w:r>
+      <w:r>
+        <w:t xml:space="preserve">“Probability,</w:t>
+      </w:r>
+      <w:r>
+        <w:t xml:space="preserve"> </w:t>
+      </w:r>
+      <w:r>
+        <w:t xml:space="preserve">$\prob$</w:t>
+      </w:r>
+      <w:r>
+        <w:t xml:space="preserve">”</w:t>
+      </w:r>
+      <w:r>
+        <w:t xml:space="preserve"> </w:t>
+      </w:r>
+      <w:r>
+        <w:t xml:space="preserve">and</w:t>
+      </w:r>
+      <w:r>
+        <w:t xml:space="preserve"> </w:t>
+      </w:r>
+      <w:r>
+        <w:t xml:space="preserve">“Log-odds,</w:t>
+      </w:r>
+      <w:r>
+        <w:t xml:space="preserve"> </w:t>
+      </w:r>
+      <w:r>
+        <w:t xml:space="preserve">$\logodds$</w:t>
+      </w:r>
+      <w:r>
+        <w:t xml:space="preserve">”</w:t>
+      </w:r>
+      <w:r>
+        <w:t xml:space="preserve">,</w:t>
+      </w:r>
+      <w:r>
+        <w:t xml:space="preserve"> </w:t>
+      </w:r>
+      <w:r>
+        <w:t xml:space="preserve">not</w:t>
+      </w:r>
+      <w:r>
+        <w:t xml:space="preserve"> </w:t>
+      </w:r>
+      <w:r>
+        <w:t xml:space="preserve">“</w:t>
+      </w:r>
+      <w:r>
+        <w:t xml:space="preserve">$\prob$</w:t>
+      </w:r>
+      <w:r>
+        <w:t xml:space="preserve">”</w:t>
+      </w:r>
+      <w:r>
+        <w:t xml:space="preserve"> </w:t>
+      </w:r>
+      <w:r>
+        <w:t xml:space="preserve">or</w:t>
+      </w:r>
+      <w:r>
+        <w:t xml:space="preserve"> </w:t>
+      </w:r>
+      <w:r>
+        <w:t xml:space="preserve">“</w:t>
+      </w:r>
+      <w:r>
+        <w:t xml:space="preserve">$\logodds$</w:t>
+      </w:r>
+      <w:r>
+        <w:t xml:space="preserve">”</w:t>
+      </w:r>
+      <w:r>
+        <w:t xml:space="preserve"> </w:t>
+      </w:r>
+      <w:r>
+        <w:t xml:space="preserve">alone,</w:t>
+      </w:r>
+      <w:r>
+        <w:t xml:space="preserve"> </w:t>
+      </w:r>
+      <w:r>
+        <w:t xml:space="preserve">and not</w:t>
+      </w:r>
+      <w:r>
+        <w:t xml:space="preserve"> </w:t>
+      </w:r>
+      <w:r>
+        <w:t xml:space="preserve">“f(x)”</w:t>
+      </w:r>
+      <w:r>
+        <w:t xml:space="preserve"> </w:t>
+      </w:r>
+      <w:r>
+        <w:t xml:space="preserve">or</w:t>
+      </w:r>
+      <w:r>
+        <w:t xml:space="preserve"> </w:t>
+      </w:r>
+      <w:r>
+        <w:t xml:space="preserve">“x1”</w:t>
+      </w:r>
+      <w:r>
+        <w:t xml:space="preserve">.</w:t>
+      </w:r>
+      <w:r>
+        <w:t xml:space="preserve"> </w:t>
+      </w:r>
+      <w:r>
+        <w:t xml:space="preserve">A reader should not have to look up a symbol to know what an axis shows.</w:t>
       </w:r>
     </w:p>
     <w:p>
